--- a/testakten/elternunterhalt-pflegeheim-sozialamtsregress-aachen/04_heimkosten_und_sozialhilfeleistung.docx
+++ b/testakten/elternunterhalt-pflegeheim-sozialamtsregress-aachen/04_heimkosten_und_sozialhilfeleistung.docx
@@ -161,7 +161,7 @@
         <w:jc w:val="left"/>
       </w:pPr>
       <w:r>
-        <w:t>Der vom Sozialamt monatlich aufgewendete Betrag von rund 2.155 EUR bildet die Obergrenze dessen, was im Wege des Rückgriffs nach § 94 SGB XII von den unterhaltspflichtigen Kindern überhaupt verlangt werden kann. Die tatsächliche Höhe richtet sich zusätzlich nach der unterhaltsrechtlichen Leistungsfähigkeit der Kinder, also nach dem einzusetzenden Einkommen oberhalb des Selbstbehalts; dazu Aktenstücke 06 und 10.</w:t>
+        <w:t>Der vom Sozialamt monatlich aufgewendete Betrag von rund 2.155 EUR bildet die Obergrenze dessen, was im Wege des Rückgriffs nach Paragraf 94 SGB XII von den unterhaltspflichtigen Kindern überhaupt verlangt werden kann. Die tatsächliche Höhe richtet sich zusätzlich nach der unterhaltsrechtlichen Leistungsfähigkeit der Kinder, also nach dem einzusetzenden Einkommen oberhalb des Selbstbehalts; dazu Aktenstücke 06 und 10.</w:t>
       </w:r>
     </w:p>
     <w:p>
